--- a/Documentation/pages.docx
+++ b/Documentation/pages.docx
@@ -320,6 +320,292 @@
       <w:pPr>
         <w:pStyle w:val="BodyText"/>
         <w:spacing w:before="1"/>
+        <w:ind w:left="4278"/>
+        <w:jc w:val="right"/>
+      </w:pPr>
+      <w:r>
+        <w:t>TABLE</w:t>
+      </w:r>
+      <w:r>
+        <w:rPr>
+          <w:spacing w:val="-11"/>
+        </w:rPr>
+        <w:t xml:space="preserve"> </w:t>
+      </w:r>
+      <w:r>
+        <w:t>OF</w:t>
+      </w:r>
+      <w:r>
+        <w:rPr>
+          <w:spacing w:val="-9"/>
+        </w:rPr>
+        <w:t xml:space="preserve"> </w:t>
+      </w:r>
+      <w:r>
+        <w:rPr>
+          <w:spacing w:val="-2"/>
+        </w:rPr>
+        <w:t>CONTENTS</w:t>
+      </w:r>
+    </w:p>
+    <w:p>
+      <w:pPr>
+        <w:pStyle w:val="BodyText"/>
+      </w:pPr>
+    </w:p>
+    <w:p>
+      <w:pPr>
+        <w:pStyle w:val="BodyText"/>
+      </w:pPr>
+    </w:p>
+    <w:p>
+      <w:pPr>
+        <w:pStyle w:val="BodyText"/>
+      </w:pPr>
+    </w:p>
+    <w:p>
+      <w:pPr>
+        <w:pStyle w:val="BodyText"/>
+      </w:pPr>
+    </w:p>
+    <w:p>
+      <w:pPr>
+        <w:pStyle w:val="BodyText"/>
+      </w:pPr>
+    </w:p>
+    <w:p>
+      <w:pPr>
+        <w:pStyle w:val="BodyText"/>
+      </w:pPr>
+    </w:p>
+    <w:p>
+      <w:pPr>
+        <w:pStyle w:val="BodyText"/>
+      </w:pPr>
+    </w:p>
+    <w:p>
+      <w:pPr>
+        <w:pStyle w:val="BodyText"/>
+      </w:pPr>
+    </w:p>
+    <w:p>
+      <w:pPr>
+        <w:pStyle w:val="BodyText"/>
+      </w:pPr>
+    </w:p>
+    <w:p>
+      <w:pPr>
+        <w:pStyle w:val="BodyText"/>
+      </w:pPr>
+    </w:p>
+    <w:p>
+      <w:pPr>
+        <w:pStyle w:val="BodyText"/>
+      </w:pPr>
+    </w:p>
+    <w:p>
+      <w:pPr>
+        <w:pStyle w:val="BodyText"/>
+      </w:pPr>
+    </w:p>
+    <w:p>
+      <w:pPr>
+        <w:pStyle w:val="BodyText"/>
+      </w:pPr>
+    </w:p>
+    <w:p>
+      <w:pPr>
+        <w:pStyle w:val="BodyText"/>
+      </w:pPr>
+    </w:p>
+    <w:p>
+      <w:pPr>
+        <w:pStyle w:val="BodyText"/>
+      </w:pPr>
+    </w:p>
+    <w:p>
+      <w:pPr>
+        <w:pStyle w:val="BodyText"/>
+      </w:pPr>
+    </w:p>
+    <w:p>
+      <w:pPr>
+        <w:pStyle w:val="BodyText"/>
+      </w:pPr>
+    </w:p>
+    <w:p>
+      <w:pPr>
+        <w:pStyle w:val="BodyText"/>
+      </w:pPr>
+    </w:p>
+    <w:p>
+      <w:pPr>
+        <w:pStyle w:val="BodyText"/>
+      </w:pPr>
+    </w:p>
+    <w:p>
+      <w:pPr>
+        <w:pStyle w:val="BodyText"/>
+      </w:pPr>
+    </w:p>
+    <w:p>
+      <w:pPr>
+        <w:pStyle w:val="BodyText"/>
+      </w:pPr>
+    </w:p>
+    <w:p>
+      <w:pPr>
+        <w:pStyle w:val="BodyText"/>
+        <w:spacing w:before="252"/>
+      </w:pPr>
+    </w:p>
+    <w:p>
+      <w:pPr>
+        <w:pStyle w:val="BodyText"/>
+        <w:spacing w:before="1"/>
+        <w:ind w:left="4278"/>
+        <w:jc w:val="right"/>
+      </w:pPr>
+      <w:r>
+        <w:t>TABLE</w:t>
+      </w:r>
+      <w:r>
+        <w:rPr>
+          <w:spacing w:val="-11"/>
+        </w:rPr>
+        <w:t xml:space="preserve"> </w:t>
+      </w:r>
+      <w:r>
+        <w:t>OF</w:t>
+      </w:r>
+      <w:r>
+        <w:rPr>
+          <w:spacing w:val="-9"/>
+        </w:rPr>
+        <w:t xml:space="preserve"> </w:t>
+      </w:r>
+      <w:r>
+        <w:rPr>
+          <w:spacing w:val="-2"/>
+        </w:rPr>
+        <w:t>FIGUERS</w:t>
+      </w:r>
+    </w:p>
+    <w:p>
+      <w:pPr>
+        <w:pStyle w:val="BodyText"/>
+      </w:pPr>
+    </w:p>
+    <w:p>
+      <w:pPr>
+        <w:pStyle w:val="BodyText"/>
+      </w:pPr>
+    </w:p>
+    <w:p>
+      <w:pPr>
+        <w:pStyle w:val="BodyText"/>
+      </w:pPr>
+    </w:p>
+    <w:p>
+      <w:pPr>
+        <w:pStyle w:val="BodyText"/>
+      </w:pPr>
+    </w:p>
+    <w:p>
+      <w:pPr>
+        <w:pStyle w:val="BodyText"/>
+      </w:pPr>
+    </w:p>
+    <w:p>
+      <w:pPr>
+        <w:pStyle w:val="BodyText"/>
+      </w:pPr>
+    </w:p>
+    <w:p>
+      <w:pPr>
+        <w:pStyle w:val="BodyText"/>
+      </w:pPr>
+    </w:p>
+    <w:p>
+      <w:pPr>
+        <w:pStyle w:val="BodyText"/>
+      </w:pPr>
+    </w:p>
+    <w:p>
+      <w:pPr>
+        <w:pStyle w:val="BodyText"/>
+      </w:pPr>
+    </w:p>
+    <w:p>
+      <w:pPr>
+        <w:pStyle w:val="BodyText"/>
+      </w:pPr>
+    </w:p>
+    <w:p>
+      <w:pPr>
+        <w:pStyle w:val="BodyText"/>
+      </w:pPr>
+    </w:p>
+    <w:p>
+      <w:pPr>
+        <w:pStyle w:val="BodyText"/>
+      </w:pPr>
+    </w:p>
+    <w:p>
+      <w:pPr>
+        <w:pStyle w:val="BodyText"/>
+      </w:pPr>
+    </w:p>
+    <w:p>
+      <w:pPr>
+        <w:pStyle w:val="BodyText"/>
+      </w:pPr>
+    </w:p>
+    <w:p>
+      <w:pPr>
+        <w:pStyle w:val="BodyText"/>
+      </w:pPr>
+    </w:p>
+    <w:p>
+      <w:pPr>
+        <w:pStyle w:val="BodyText"/>
+      </w:pPr>
+    </w:p>
+    <w:p>
+      <w:pPr>
+        <w:pStyle w:val="BodyText"/>
+      </w:pPr>
+    </w:p>
+    <w:p>
+      <w:pPr>
+        <w:pStyle w:val="BodyText"/>
+      </w:pPr>
+    </w:p>
+    <w:p>
+      <w:pPr>
+        <w:pStyle w:val="BodyText"/>
+      </w:pPr>
+    </w:p>
+    <w:p>
+      <w:pPr>
+        <w:pStyle w:val="BodyText"/>
+      </w:pPr>
+    </w:p>
+    <w:p>
+      <w:pPr>
+        <w:pStyle w:val="BodyText"/>
+      </w:pPr>
+    </w:p>
+    <w:p>
+      <w:pPr>
+        <w:pStyle w:val="BodyText"/>
+        <w:spacing w:before="252"/>
+      </w:pPr>
+    </w:p>
+    <w:p>
+      <w:pPr>
+        <w:pStyle w:val="BodyText"/>
+        <w:spacing w:before="1"/>
         <w:ind w:left="4086"/>
         <w:jc w:val="right"/>
       </w:pPr>
@@ -1999,159 +2285,6 @@
           <w:spacing w:val="-2"/>
         </w:rPr>
         <w:t>BIBLIOGRAPHY</w:t>
-      </w:r>
-    </w:p>
-    <w:p>
-      <w:pPr>
-        <w:pStyle w:val="BodyText"/>
-        <w:sectPr>
-          <w:pgSz w:w="12240" w:h="15840"/>
-          <w:pgMar w:top="1820" w:right="1080" w:bottom="1940" w:left="1800" w:header="0" w:footer="1741" w:gutter="0"/>
-          <w:cols w:space="720"/>
-        </w:sectPr>
-      </w:pPr>
-    </w:p>
-    <w:p>
-      <w:pPr>
-        <w:pStyle w:val="BodyText"/>
-      </w:pPr>
-    </w:p>
-    <w:p>
-      <w:pPr>
-        <w:pStyle w:val="BodyText"/>
-      </w:pPr>
-    </w:p>
-    <w:p>
-      <w:pPr>
-        <w:pStyle w:val="BodyText"/>
-      </w:pPr>
-    </w:p>
-    <w:p>
-      <w:pPr>
-        <w:pStyle w:val="BodyText"/>
-      </w:pPr>
-    </w:p>
-    <w:p>
-      <w:pPr>
-        <w:pStyle w:val="BodyText"/>
-      </w:pPr>
-    </w:p>
-    <w:p>
-      <w:pPr>
-        <w:pStyle w:val="BodyText"/>
-      </w:pPr>
-    </w:p>
-    <w:p>
-      <w:pPr>
-        <w:pStyle w:val="BodyText"/>
-      </w:pPr>
-    </w:p>
-    <w:p>
-      <w:pPr>
-        <w:pStyle w:val="BodyText"/>
-      </w:pPr>
-    </w:p>
-    <w:p>
-      <w:pPr>
-        <w:pStyle w:val="BodyText"/>
-      </w:pPr>
-    </w:p>
-    <w:p>
-      <w:pPr>
-        <w:pStyle w:val="BodyText"/>
-      </w:pPr>
-    </w:p>
-    <w:p>
-      <w:pPr>
-        <w:pStyle w:val="BodyText"/>
-      </w:pPr>
-    </w:p>
-    <w:p>
-      <w:pPr>
-        <w:pStyle w:val="BodyText"/>
-      </w:pPr>
-    </w:p>
-    <w:p>
-      <w:pPr>
-        <w:pStyle w:val="BodyText"/>
-      </w:pPr>
-    </w:p>
-    <w:p>
-      <w:pPr>
-        <w:pStyle w:val="BodyText"/>
-      </w:pPr>
-    </w:p>
-    <w:p>
-      <w:pPr>
-        <w:pStyle w:val="BodyText"/>
-      </w:pPr>
-    </w:p>
-    <w:p>
-      <w:pPr>
-        <w:pStyle w:val="BodyText"/>
-      </w:pPr>
-    </w:p>
-    <w:p>
-      <w:pPr>
-        <w:pStyle w:val="BodyText"/>
-      </w:pPr>
-    </w:p>
-    <w:p>
-      <w:pPr>
-        <w:pStyle w:val="BodyText"/>
-      </w:pPr>
-    </w:p>
-    <w:p>
-      <w:pPr>
-        <w:pStyle w:val="BodyText"/>
-      </w:pPr>
-    </w:p>
-    <w:p>
-      <w:pPr>
-        <w:pStyle w:val="BodyText"/>
-      </w:pPr>
-    </w:p>
-    <w:p>
-      <w:pPr>
-        <w:pStyle w:val="BodyText"/>
-      </w:pPr>
-    </w:p>
-    <w:p>
-      <w:pPr>
-        <w:pStyle w:val="BodyText"/>
-        <w:spacing w:before="252"/>
-      </w:pPr>
-    </w:p>
-    <w:p>
-      <w:pPr>
-        <w:pStyle w:val="BodyText"/>
-        <w:spacing w:before="1"/>
-        <w:ind w:left="4278"/>
-        <w:jc w:val="right"/>
-      </w:pPr>
-      <w:r>
-        <w:t>TABLE</w:t>
-      </w:r>
-      <w:r>
-        <w:rPr>
-          <w:spacing w:val="-11"/>
-        </w:rPr>
-        <w:t xml:space="preserve"> </w:t>
-      </w:r>
-      <w:r>
-        <w:t>OF</w:t>
-      </w:r>
-      <w:r>
-        <w:rPr>
-          <w:spacing w:val="-9"/>
-        </w:rPr>
-        <w:t xml:space="preserve"> </w:t>
-      </w:r>
-      <w:r>
-        <w:rPr>
-          <w:spacing w:val="-2"/>
-        </w:rPr>
-        <w:t>CONTENTS</w:t>
       </w:r>
     </w:p>
     <w:p>
@@ -2411,7 +2544,7 @@
         </mc:Choice>
         <mc:Fallback>
           <w:pict>
-            <v:shape w14:anchorId="505793F4" id="Graphic 1" o:spid="_x0000_s1026" style="position:absolute;margin-left:21.3pt;margin-top:695.95pt;width:579.05pt;height:2.7pt;z-index:-15932928;visibility:visible;mso-wrap-style:square;mso-wrap-distance-left:0;mso-wrap-distance-top:0;mso-wrap-distance-right:0;mso-wrap-distance-bottom:0;mso-position-horizontal:absolute;mso-position-horizontal-relative:page;mso-position-vertical:absolute;mso-position-vertical-relative:page;v-text-anchor:top" coordsize="7353934,34290" o:gfxdata="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" path="m,34202r7353681,l7353681,,,,,34202xe" filled="f" strokeweight="2pt">
+            <v:shape w14:anchorId="261D35FD" id="Graphic 1" o:spid="_x0000_s1026" style="position:absolute;margin-left:21.3pt;margin-top:695.95pt;width:579.05pt;height:2.7pt;z-index:-15932928;visibility:visible;mso-wrap-style:square;mso-wrap-distance-left:0;mso-wrap-distance-top:0;mso-wrap-distance-right:0;mso-wrap-distance-bottom:0;mso-position-horizontal:absolute;mso-position-horizontal-relative:page;mso-position-vertical:absolute;mso-position-vertical-relative:page;v-text-anchor:top" coordsize="7353934,34290" o:gfxdata="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" path="m,34202r7353681,l7353681,,,,,34202xe" filled="f" strokeweight="2pt">
               <v:path arrowok="t"/>
               <w10:wrap anchorx="page" anchory="page"/>
             </v:shape>
@@ -2849,6 +2982,7 @@
   <w:style w:type="character" w:default="1" w:styleId="DefaultParagraphFont">
     <w:name w:val="Default Paragraph Font"/>
     <w:uiPriority w:val="1"/>
+    <w:semiHidden/>
     <w:unhideWhenUsed/>
   </w:style>
   <w:style w:type="table" w:default="1" w:styleId="TableNormal">
